--- a/public/gallery/examples/product-manager/zh-hant-tw/resume.docx
+++ b/public/gallery/examples/product-manager/zh-hant-tw/resume.docx
@@ -66,7 +66,7 @@
         </w:rPr>
         <w:t xml:space="preserve">📧 </w:t>
       </w:r>
-      <w:hyperlink w:history="1" r:id="rIdg1hawlr8kuijuyi0jkife">
+      <w:hyperlink w:history="1" r:id="rIdln-ejzcuil_tsaxts4tun">
         <w:r>
           <w:rPr>
             <w:sz w:val="18"/>
@@ -89,7 +89,7 @@
         </w:rPr>
         <w:t xml:space="preserve">🔗 </w:t>
       </w:r>
-      <w:hyperlink w:history="1" r:id="rIdfuaownbsry73gd2s05fnu">
+      <w:hyperlink w:history="1" r:id="rIdntcs2zywn8keq0fgdihcv">
         <w:r>
           <w:rPr>
             <w:sz w:val="18"/>
@@ -124,7 +124,7 @@
         <w:spacing w:after="200" w:line="276"/>
         <w:jc w:val="center"/>
       </w:pPr>
-      <w:hyperlink w:history="1" r:id="rIdqw6p5ls9hmpqfq9pvbeon">
+      <w:hyperlink w:history="1" r:id="rIdthqb_uxdeuyvj4th4jn7t">
         <w:r>
           <w:rPr>
             <w:sz w:val="18"/>
@@ -140,7 +140,7 @@
         </w:rPr>
         <w:t xml:space="preserve"> • </w:t>
       </w:r>
-      <w:hyperlink w:history="1" r:id="rIdxb3raokug5hjfxsqvwzxw">
+      <w:hyperlink w:history="1" r:id="rIdxfjghf7w92o9967kwpdxi">
         <w:r>
           <w:rPr>
             <w:sz w:val="18"/>
@@ -299,7 +299,7 @@
         </w:rPr>
         <w:t xml:space="preserve">	</w:t>
       </w:r>
-      <w:hyperlink w:history="1" r:id="rIdtppkd4qxzgcnoaalwodqn">
+      <w:hyperlink w:history="1" r:id="rIdorell0m5dhf1171ny8pg4">
         <w:r>
           <w:rPr>
             <w:sz w:val="18"/>
@@ -1098,7 +1098,7 @@
         </w:rPr>
         <w:t xml:space="preserve">	</w:t>
       </w:r>
-      <w:hyperlink w:history="1" r:id="rIdktf-ismogs0bzp_mtk8s5">
+      <w:hyperlink w:history="1" r:id="rIdybavu2y953hvco9kduqsk">
         <w:r>
           <w:rPr>
             <w:sz w:val="18"/>
@@ -1164,7 +1164,7 @@
         </w:rPr>
         <w:t xml:space="preserve">	</w:t>
       </w:r>
-      <w:hyperlink w:history="1" r:id="rIdncgipq5tgmcscdssrvwcd">
+      <w:hyperlink w:history="1" r:id="rIda7ipc5z8t359jvgp4u3xp">
         <w:r>
           <w:rPr>
             <w:sz w:val="18"/>
@@ -1249,7 +1249,7 @@
         </w:rPr>
         <w:t xml:space="preserve">	</w:t>
       </w:r>
-      <w:hyperlink w:history="1" r:id="rIdnbxotrujrpuw1ih6qiotd">
+      <w:hyperlink w:history="1" r:id="rIdojl_ieduv9m0og_ou49kp">
         <w:r>
           <w:rPr>
             <w:sz w:val="18"/>
@@ -1346,7 +1346,7 @@
         </w:rPr>
         <w:t xml:space="preserve">	</w:t>
       </w:r>
-      <w:hyperlink w:history="1" r:id="rIdbwpr9-jawxurjiny6gnhv">
+      <w:hyperlink w:history="1" r:id="rIdhlzxaxnj2y1u19zjnwpvp">
         <w:r>
           <w:rPr>
             <w:sz w:val="18"/>
